--- a/PROJECT 2026 CONTROL SYSTEM.docx
+++ b/PROJECT 2026 CONTROL SYSTEM.docx
@@ -188,15 +188,7 @@
           </w:tcPr>
           <w:p>
             <w:r>
-              <w:t>Plan, monitor, and record loads/deliveries (P2P: Engen → Nelspruit/</w:t>
-            </w:r>
-            <w:proofErr w:type="spellStart"/>
-            <w:r>
-              <w:t>Waltloo</w:t>
-            </w:r>
-            <w:proofErr w:type="spellEnd"/>
-            <w:r>
-              <w:t>/Hamilton)</w:t>
+              <w:t>Plan, monitor, and record loads/deliveries (P2P: Engen → Nelspruit/Waltloo/Hamilton)</w:t>
             </w:r>
           </w:p>
         </w:tc>
@@ -262,13 +254,8 @@
           </w:tcPr>
           <w:p>
             <w:r>
-              <w:t xml:space="preserve">Track fuel consumption, variances, fuel issued vs distance </w:t>
-            </w:r>
-            <w:proofErr w:type="spellStart"/>
-            <w:r>
-              <w:t>traveled</w:t>
-            </w:r>
-            <w:proofErr w:type="spellEnd"/>
+              <w:t>Track fuel consumption, variances, fuel issued vs distance traveled</w:t>
+            </w:r>
           </w:p>
         </w:tc>
       </w:tr>
@@ -288,17 +275,8 @@
                 <w:b/>
                 <w:bCs/>
               </w:rPr>
-              <w:t xml:space="preserve">Maintenance &amp; </w:t>
-            </w:r>
-            <w:proofErr w:type="spellStart"/>
-            <w:r>
-              <w:rPr>
-                <w:b/>
-                <w:bCs/>
-              </w:rPr>
-              <w:t>Jobcards</w:t>
-            </w:r>
-            <w:proofErr w:type="spellEnd"/>
+              <w:t>Maintenance &amp; Jobcards</w:t>
+            </w:r>
           </w:p>
         </w:tc>
         <w:tc>
@@ -1162,17 +1140,8 @@
           <w:b/>
           <w:bCs/>
         </w:rPr>
-        <w:t xml:space="preserve">Maintenance &amp; </w:t>
-      </w:r>
-      <w:proofErr w:type="spellStart"/>
-      <w:r>
-        <w:rPr>
-          <w:b/>
-          <w:bCs/>
-        </w:rPr>
-        <w:t>Jobcards</w:t>
-      </w:r>
-      <w:proofErr w:type="spellEnd"/>
+        <w:t>Maintenance &amp; Jobcards</w:t>
+      </w:r>
       <w:r>
         <w:t>: Track inspections, breakdowns, downtime, repairs</w:t>
       </w:r>
@@ -1378,15 +1347,7 @@
           </w:tcPr>
           <w:p>
             <w:r>
-              <w:t xml:space="preserve">Install tools, setup project folder, Git </w:t>
-            </w:r>
-            <w:proofErr w:type="spellStart"/>
-            <w:r>
-              <w:t>init</w:t>
-            </w:r>
-            <w:proofErr w:type="spellEnd"/>
-            <w:r>
-              <w:t>, README.md, compliance rules draft</w:t>
+              <w:t>Install tools, setup project folder, Git init, README.md, compliance rules draft</w:t>
             </w:r>
           </w:p>
         </w:tc>
@@ -1753,15 +1714,7 @@
           </w:tcPr>
           <w:p>
             <w:r>
-              <w:t xml:space="preserve">Add fuel consumption, trips, and </w:t>
-            </w:r>
-            <w:proofErr w:type="spellStart"/>
-            <w:r>
-              <w:t>jobcard</w:t>
-            </w:r>
-            <w:proofErr w:type="spellEnd"/>
-            <w:r>
-              <w:t xml:space="preserve"> tracking scripts</w:t>
+              <w:t>Add fuel consumption, trips, and jobcard tracking scripts</w:t>
             </w:r>
           </w:p>
         </w:tc>
@@ -2784,7 +2737,800 @@
         <w:t>Keep modules + layers + tasks on first 2 pages, timeline + budget on last page</w:t>
       </w:r>
     </w:p>
+    <w:p>
+      <w:r>
+        <w:t>++++++++++++++++++++++++++++++++++++++++++++++++++++++++++++++++++++++</w:t>
+      </w:r>
+      <w:r>
+        <w:br/>
+      </w:r>
+    </w:p>
     <w:p/>
+    <w:p/>
+    <w:p/>
+    <w:p/>
+    <w:p/>
+    <w:p>
+      <w:pPr>
+        <w:rPr>
+          <w:i/>
+          <w:iCs/>
+          <w:u w:val="single"/>
+        </w:rPr>
+      </w:pPr>
+      <w:r>
+        <w:lastRenderedPageBreak/>
+        <w:br/>
+      </w:r>
+      <w:r>
+        <w:rPr>
+          <w:b/>
+          <w:bCs/>
+        </w:rPr>
+        <w:t>MY SIDEBAR</w:t>
+      </w:r>
+      <w:r>
+        <w:rPr>
+          <w:b/>
+          <w:bCs/>
+        </w:rPr>
+        <w:br/>
+      </w:r>
+      <w:r>
+        <w:rPr>
+          <w:b/>
+          <w:bCs/>
+        </w:rPr>
+        <w:br/>
+      </w:r>
+      <w:r>
+        <w:rPr>
+          <w:i/>
+          <w:iCs/>
+          <w:u w:val="single"/>
+        </w:rPr>
+        <w:t>Dashboard</w:t>
+      </w:r>
+    </w:p>
+    <w:p>
+      <w:pPr>
+        <w:pStyle w:val="ListParagraph"/>
+        <w:numPr>
+          <w:ilvl w:val="0"/>
+          <w:numId w:val="10"/>
+        </w:numPr>
+      </w:pPr>
+      <w:r>
+        <w:t>Total Trucks</w:t>
+      </w:r>
+    </w:p>
+    <w:p>
+      <w:pPr>
+        <w:pStyle w:val="ListParagraph"/>
+        <w:numPr>
+          <w:ilvl w:val="0"/>
+          <w:numId w:val="10"/>
+        </w:numPr>
+      </w:pPr>
+      <w:r>
+        <w:t>Expired Docs</w:t>
+      </w:r>
+    </w:p>
+    <w:p>
+      <w:pPr>
+        <w:pStyle w:val="ListParagraph"/>
+        <w:numPr>
+          <w:ilvl w:val="0"/>
+          <w:numId w:val="10"/>
+        </w:numPr>
+      </w:pPr>
+      <w:r>
+        <w:t>Almost Due Alerts</w:t>
+      </w:r>
+    </w:p>
+    <w:p>
+      <w:pPr>
+        <w:pStyle w:val="ListParagraph"/>
+        <w:numPr>
+          <w:ilvl w:val="0"/>
+          <w:numId w:val="10"/>
+        </w:numPr>
+      </w:pPr>
+      <w:r>
+        <w:t>Quick links to compliance items</w:t>
+      </w:r>
+    </w:p>
+    <w:p>
+      <w:pPr>
+        <w:rPr>
+          <w:i/>
+          <w:iCs/>
+          <w:u w:val="single"/>
+        </w:rPr>
+      </w:pPr>
+      <w:r>
+        <w:rPr>
+          <w:i/>
+          <w:iCs/>
+          <w:u w:val="single"/>
+        </w:rPr>
+        <w:br/>
+        <w:t>Drivers</w:t>
+      </w:r>
+    </w:p>
+    <w:p>
+      <w:pPr>
+        <w:pStyle w:val="ListParagraph"/>
+        <w:numPr>
+          <w:ilvl w:val="0"/>
+          <w:numId w:val="9"/>
+        </w:numPr>
+        <w:rPr>
+          <w:i/>
+          <w:iCs/>
+          <w:u w:val="single"/>
+        </w:rPr>
+      </w:pPr>
+      <w:r>
+        <w:t>Driver Co</w:t>
+      </w:r>
+      <w:r>
+        <w:t>ntact</w:t>
+      </w:r>
+    </w:p>
+    <w:p>
+      <w:pPr>
+        <w:pStyle w:val="ListParagraph"/>
+        <w:numPr>
+          <w:ilvl w:val="0"/>
+          <w:numId w:val="9"/>
+        </w:numPr>
+        <w:rPr>
+          <w:i/>
+          <w:iCs/>
+          <w:u w:val="single"/>
+        </w:rPr>
+      </w:pPr>
+      <w:r>
+        <w:t>Violations</w:t>
+      </w:r>
+    </w:p>
+    <w:p>
+      <w:pPr>
+        <w:pStyle w:val="ListParagraph"/>
+        <w:numPr>
+          <w:ilvl w:val="0"/>
+          <w:numId w:val="9"/>
+        </w:numPr>
+        <w:rPr>
+          <w:i/>
+          <w:iCs/>
+          <w:u w:val="single"/>
+        </w:rPr>
+      </w:pPr>
+      <w:r>
+        <w:t>Training (Matrix)</w:t>
+      </w:r>
+    </w:p>
+    <w:p>
+      <w:pPr>
+        <w:pStyle w:val="ListParagraph"/>
+        <w:numPr>
+          <w:ilvl w:val="0"/>
+          <w:numId w:val="9"/>
+        </w:numPr>
+        <w:rPr>
+          <w:i/>
+          <w:iCs/>
+          <w:u w:val="single"/>
+        </w:rPr>
+      </w:pPr>
+      <w:r>
+        <w:t xml:space="preserve">Docs Expiring </w:t>
+      </w:r>
+    </w:p>
+    <w:p>
+      <w:pPr>
+        <w:pStyle w:val="ListParagraph"/>
+        <w:numPr>
+          <w:ilvl w:val="0"/>
+          <w:numId w:val="9"/>
+        </w:numPr>
+        <w:rPr>
+          <w:i/>
+          <w:iCs/>
+          <w:u w:val="single"/>
+        </w:rPr>
+      </w:pPr>
+      <w:r>
+        <w:t>Drivers Loads</w:t>
+      </w:r>
+    </w:p>
+    <w:p>
+      <w:pPr>
+        <w:pStyle w:val="ListParagraph"/>
+        <w:numPr>
+          <w:ilvl w:val="0"/>
+          <w:numId w:val="9"/>
+        </w:numPr>
+        <w:rPr>
+          <w:i/>
+          <w:iCs/>
+          <w:u w:val="single"/>
+        </w:rPr>
+      </w:pPr>
+      <w:r>
+        <w:t>Food Allowance</w:t>
+      </w:r>
+    </w:p>
+    <w:p>
+      <w:pPr>
+        <w:rPr>
+          <w:i/>
+          <w:iCs/>
+          <w:u w:val="single"/>
+        </w:rPr>
+      </w:pPr>
+      <w:r>
+        <w:rPr>
+          <w:i/>
+          <w:iCs/>
+          <w:u w:val="single"/>
+        </w:rPr>
+        <w:br/>
+        <w:t>Vehicles</w:t>
+      </w:r>
+    </w:p>
+    <w:p>
+      <w:pPr>
+        <w:pStyle w:val="ListParagraph"/>
+        <w:numPr>
+          <w:ilvl w:val="0"/>
+          <w:numId w:val="9"/>
+        </w:numPr>
+      </w:pPr>
+      <w:r>
+        <w:t>Fuel F</w:t>
+      </w:r>
+      <w:r>
+        <w:t>acs</w:t>
+      </w:r>
+    </w:p>
+    <w:p>
+      <w:pPr>
+        <w:pStyle w:val="ListParagraph"/>
+        <w:numPr>
+          <w:ilvl w:val="0"/>
+          <w:numId w:val="9"/>
+        </w:numPr>
+      </w:pPr>
+      <w:r>
+        <w:t>Fleet list</w:t>
+      </w:r>
+    </w:p>
+    <w:p>
+      <w:pPr>
+        <w:pStyle w:val="ListParagraph"/>
+        <w:numPr>
+          <w:ilvl w:val="0"/>
+          <w:numId w:val="9"/>
+        </w:numPr>
+      </w:pPr>
+      <w:r>
+        <w:t>Compliance</w:t>
+      </w:r>
+    </w:p>
+    <w:p>
+      <w:pPr>
+        <w:pStyle w:val="ListParagraph"/>
+        <w:numPr>
+          <w:ilvl w:val="0"/>
+          <w:numId w:val="9"/>
+        </w:numPr>
+      </w:pPr>
+      <w:r>
+        <w:t>Vehicle Maintanance</w:t>
+      </w:r>
+    </w:p>
+    <w:p>
+      <w:pPr>
+        <w:pStyle w:val="ListParagraph"/>
+        <w:numPr>
+          <w:ilvl w:val="0"/>
+          <w:numId w:val="11"/>
+        </w:numPr>
+        <w:rPr>
+          <w:i/>
+          <w:iCs/>
+          <w:u w:val="single"/>
+          <w:lang w:val="fr-FR"/>
+        </w:rPr>
+      </w:pPr>
+      <w:r>
+        <w:rPr>
+          <w:lang w:val="fr-FR"/>
+        </w:rPr>
+        <w:t>Breakdowns</w:t>
+      </w:r>
+    </w:p>
+    <w:p>
+      <w:pPr>
+        <w:pStyle w:val="ListParagraph"/>
+        <w:numPr>
+          <w:ilvl w:val="0"/>
+          <w:numId w:val="11"/>
+        </w:numPr>
+        <w:rPr>
+          <w:i/>
+          <w:iCs/>
+          <w:u w:val="single"/>
+          <w:lang w:val="fr-FR"/>
+        </w:rPr>
+      </w:pPr>
+      <w:r>
+        <w:rPr>
+          <w:lang w:val="fr-FR"/>
+        </w:rPr>
+        <w:t>Service</w:t>
+      </w:r>
+    </w:p>
+    <w:p>
+      <w:pPr>
+        <w:pStyle w:val="ListParagraph"/>
+        <w:numPr>
+          <w:ilvl w:val="0"/>
+          <w:numId w:val="11"/>
+        </w:numPr>
+        <w:rPr>
+          <w:i/>
+          <w:iCs/>
+          <w:u w:val="single"/>
+          <w:lang w:val="fr-FR"/>
+        </w:rPr>
+      </w:pPr>
+      <w:r>
+        <w:rPr>
+          <w:lang w:val="fr-FR"/>
+        </w:rPr>
+        <w:t>Service tracking Km’s Reports</w:t>
+      </w:r>
+    </w:p>
+    <w:p>
+      <w:pPr>
+        <w:pStyle w:val="ListParagraph"/>
+        <w:numPr>
+          <w:ilvl w:val="0"/>
+          <w:numId w:val="11"/>
+        </w:numPr>
+        <w:rPr>
+          <w:i/>
+          <w:iCs/>
+          <w:u w:val="single"/>
+          <w:lang w:val="fr-FR"/>
+        </w:rPr>
+      </w:pPr>
+      <w:r>
+        <w:rPr>
+          <w:lang w:val="fr-FR"/>
+        </w:rPr>
+        <w:t>Inspection schedules</w:t>
+      </w:r>
+    </w:p>
+    <w:p>
+      <w:pPr>
+        <w:pStyle w:val="ListParagraph"/>
+        <w:numPr>
+          <w:ilvl w:val="0"/>
+          <w:numId w:val="11"/>
+        </w:numPr>
+        <w:rPr>
+          <w:i/>
+          <w:iCs/>
+          <w:u w:val="single"/>
+          <w:lang w:val="fr-FR"/>
+        </w:rPr>
+      </w:pPr>
+      <w:r>
+        <w:rPr>
+          <w:lang w:val="fr-FR"/>
+        </w:rPr>
+        <w:t>Tyre Management</w:t>
+      </w:r>
+    </w:p>
+    <w:p>
+      <w:pPr>
+        <w:rPr>
+          <w:i/>
+          <w:iCs/>
+          <w:u w:val="single"/>
+          <w:lang w:val="fr-FR"/>
+        </w:rPr>
+      </w:pPr>
+      <w:r>
+        <w:rPr>
+          <w:i/>
+          <w:iCs/>
+          <w:u w:val="single"/>
+        </w:rPr>
+        <w:br/>
+        <w:t>Trips</w:t>
+      </w:r>
+      <w:r>
+        <w:rPr>
+          <w:i/>
+          <w:iCs/>
+          <w:u w:val="single"/>
+        </w:rPr>
+        <w:br/>
+      </w:r>
+      <w:r>
+        <w:rPr>
+          <w:i/>
+          <w:iCs/>
+          <w:u w:val="single"/>
+        </w:rPr>
+        <w:br/>
+        <w:t>Fuel Consumption</w:t>
+      </w:r>
+      <w:r>
+        <w:rPr>
+          <w:i/>
+          <w:iCs/>
+          <w:u w:val="single"/>
+        </w:rPr>
+        <w:br/>
+      </w:r>
+    </w:p>
+    <w:p>
+      <w:pPr>
+        <w:pStyle w:val="ListParagraph"/>
+        <w:ind w:left="0"/>
+        <w:rPr>
+          <w:lang w:val="fr-FR"/>
+        </w:rPr>
+      </w:pPr>
+      <w:r>
+        <w:rPr>
+          <w:i/>
+          <w:iCs/>
+          <w:u w:val="single"/>
+          <w:lang w:val="fr-FR"/>
+        </w:rPr>
+        <w:t>Fatigue Management</w:t>
+      </w:r>
+    </w:p>
+    <w:p>
+      <w:pPr>
+        <w:pStyle w:val="ListParagraph"/>
+        <w:numPr>
+          <w:ilvl w:val="0"/>
+          <w:numId w:val="6"/>
+        </w:numPr>
+        <w:rPr>
+          <w:lang w:val="fr-FR"/>
+        </w:rPr>
+      </w:pPr>
+      <w:r>
+        <w:rPr>
+          <w:lang w:val="fr-FR"/>
+        </w:rPr>
+        <w:t>Working Hours</w:t>
+      </w:r>
+    </w:p>
+    <w:p>
+      <w:pPr>
+        <w:pStyle w:val="ListParagraph"/>
+        <w:numPr>
+          <w:ilvl w:val="0"/>
+          <w:numId w:val="6"/>
+        </w:numPr>
+        <w:rPr>
+          <w:lang w:val="fr-FR"/>
+        </w:rPr>
+      </w:pPr>
+      <w:r>
+        <w:rPr>
+          <w:lang w:val="fr-FR"/>
+        </w:rPr>
+        <w:t xml:space="preserve">Roaster / </w:t>
+      </w:r>
+      <w:r>
+        <w:rPr>
+          <w:lang w:val="fr-FR"/>
+        </w:rPr>
+        <w:t>Off / Duty Schudels</w:t>
+      </w:r>
+    </w:p>
+    <w:p>
+      <w:pPr>
+        <w:rPr>
+          <w:i/>
+          <w:iCs/>
+          <w:u w:val="single"/>
+          <w:lang w:val="fr-FR"/>
+        </w:rPr>
+      </w:pPr>
+      <w:r>
+        <w:rPr>
+          <w:i/>
+          <w:iCs/>
+          <w:u w:val="single"/>
+          <w:lang w:val="fr-FR"/>
+        </w:rPr>
+        <w:t xml:space="preserve">Important </w:t>
+      </w:r>
+      <w:r>
+        <w:rPr>
+          <w:i/>
+          <w:iCs/>
+          <w:u w:val="single"/>
+          <w:lang w:val="fr-FR"/>
+        </w:rPr>
+        <w:t>D</w:t>
+      </w:r>
+      <w:r>
+        <w:rPr>
+          <w:i/>
+          <w:iCs/>
+          <w:u w:val="single"/>
+          <w:lang w:val="fr-FR"/>
+        </w:rPr>
+        <w:t>ocuments</w:t>
+      </w:r>
+    </w:p>
+    <w:p>
+      <w:pPr>
+        <w:pStyle w:val="ListParagraph"/>
+        <w:numPr>
+          <w:ilvl w:val="0"/>
+          <w:numId w:val="7"/>
+        </w:numPr>
+        <w:rPr>
+          <w:i/>
+          <w:iCs/>
+          <w:u w:val="single"/>
+          <w:lang w:val="fr-FR"/>
+        </w:rPr>
+      </w:pPr>
+      <w:r>
+        <w:rPr>
+          <w:lang w:val="fr-FR"/>
+        </w:rPr>
+        <w:lastRenderedPageBreak/>
+        <w:t>RHMS</w:t>
+      </w:r>
+    </w:p>
+    <w:p>
+      <w:pPr>
+        <w:pStyle w:val="ListParagraph"/>
+        <w:numPr>
+          <w:ilvl w:val="0"/>
+          <w:numId w:val="7"/>
+        </w:numPr>
+        <w:rPr>
+          <w:i/>
+          <w:iCs/>
+          <w:u w:val="single"/>
+          <w:lang w:val="fr-FR"/>
+        </w:rPr>
+      </w:pPr>
+      <w:r>
+        <w:rPr>
+          <w:lang w:val="fr-FR"/>
+        </w:rPr>
+        <w:t>TREM CARDS</w:t>
+      </w:r>
+    </w:p>
+    <w:p>
+      <w:pPr>
+        <w:pStyle w:val="ListParagraph"/>
+        <w:numPr>
+          <w:ilvl w:val="0"/>
+          <w:numId w:val="7"/>
+        </w:numPr>
+        <w:rPr>
+          <w:i/>
+          <w:iCs/>
+          <w:u w:val="single"/>
+          <w:lang w:val="fr-FR"/>
+        </w:rPr>
+      </w:pPr>
+      <w:r>
+        <w:rPr>
+          <w:lang w:val="fr-FR"/>
+        </w:rPr>
+        <w:t>INCIDENT REPORT FORM</w:t>
+      </w:r>
+    </w:p>
+    <w:p>
+      <w:pPr>
+        <w:pStyle w:val="ListParagraph"/>
+        <w:numPr>
+          <w:ilvl w:val="0"/>
+          <w:numId w:val="7"/>
+        </w:numPr>
+        <w:rPr>
+          <w:i/>
+          <w:iCs/>
+          <w:u w:val="single"/>
+          <w:lang w:val="fr-FR"/>
+        </w:rPr>
+      </w:pPr>
+      <w:r>
+        <w:rPr>
+          <w:lang w:val="fr-FR"/>
+        </w:rPr>
+        <w:t>FIRE PERMIT APPLICATION FORM</w:t>
+      </w:r>
+    </w:p>
+    <w:p>
+      <w:pPr>
+        <w:pStyle w:val="ListParagraph"/>
+        <w:numPr>
+          <w:ilvl w:val="0"/>
+          <w:numId w:val="7"/>
+        </w:numPr>
+        <w:rPr>
+          <w:i/>
+          <w:iCs/>
+          <w:u w:val="single"/>
+          <w:lang w:val="fr-FR"/>
+        </w:rPr>
+      </w:pPr>
+      <w:r>
+        <w:rPr>
+          <w:lang w:val="fr-FR"/>
+        </w:rPr>
+        <w:t>JOB CARDS</w:t>
+      </w:r>
+    </w:p>
+    <w:p>
+      <w:pPr>
+        <w:pStyle w:val="ListParagraph"/>
+        <w:numPr>
+          <w:ilvl w:val="0"/>
+          <w:numId w:val="7"/>
+        </w:numPr>
+        <w:rPr>
+          <w:i/>
+          <w:iCs/>
+          <w:u w:val="single"/>
+          <w:lang w:val="fr-FR"/>
+        </w:rPr>
+      </w:pPr>
+      <w:r>
+        <w:rPr>
+          <w:lang w:val="fr-FR"/>
+        </w:rPr>
+        <w:t>CONSIGNMENT NOTE</w:t>
+      </w:r>
+    </w:p>
+    <w:p>
+      <w:pPr>
+        <w:pStyle w:val="ListParagraph"/>
+        <w:numPr>
+          <w:ilvl w:val="0"/>
+          <w:numId w:val="7"/>
+        </w:numPr>
+        <w:rPr>
+          <w:i/>
+          <w:iCs/>
+          <w:u w:val="single"/>
+          <w:lang w:val="fr-FR"/>
+        </w:rPr>
+      </w:pPr>
+      <w:r>
+        <w:rPr>
+          <w:lang w:val="fr-FR"/>
+        </w:rPr>
+        <w:t>INCIDENT NOTIFICATION</w:t>
+      </w:r>
+    </w:p>
+    <w:p>
+      <w:pPr>
+        <w:pStyle w:val="ListParagraph"/>
+        <w:numPr>
+          <w:ilvl w:val="0"/>
+          <w:numId w:val="7"/>
+        </w:numPr>
+        <w:rPr>
+          <w:i/>
+          <w:iCs/>
+          <w:u w:val="single"/>
+          <w:lang w:val="fr-FR"/>
+        </w:rPr>
+      </w:pPr>
+      <w:r>
+        <w:rPr>
+          <w:lang w:val="fr-FR"/>
+        </w:rPr>
+        <w:t>SCORE CARDS</w:t>
+      </w:r>
+    </w:p>
+    <w:p>
+      <w:pPr>
+        <w:pStyle w:val="ListParagraph"/>
+        <w:numPr>
+          <w:ilvl w:val="0"/>
+          <w:numId w:val="7"/>
+        </w:numPr>
+        <w:rPr>
+          <w:i/>
+          <w:iCs/>
+          <w:u w:val="single"/>
+          <w:lang w:val="fr-FR"/>
+        </w:rPr>
+      </w:pPr>
+      <w:r>
+        <w:rPr>
+          <w:lang w:val="fr-FR"/>
+        </w:rPr>
+        <w:t>Emptiness</w:t>
+      </w:r>
+    </w:p>
+    <w:p>
+      <w:pPr>
+        <w:pStyle w:val="ListParagraph"/>
+        <w:numPr>
+          <w:ilvl w:val="0"/>
+          <w:numId w:val="7"/>
+        </w:numPr>
+        <w:rPr>
+          <w:i/>
+          <w:iCs/>
+          <w:u w:val="single"/>
+          <w:lang w:val="fr-FR"/>
+        </w:rPr>
+      </w:pPr>
+      <w:r>
+        <w:rPr>
+          <w:lang w:val="fr-FR"/>
+        </w:rPr>
+        <w:t>Tripsheet</w:t>
+      </w:r>
+    </w:p>
+    <w:p>
+      <w:pPr>
+        <w:pStyle w:val="ListParagraph"/>
+        <w:numPr>
+          <w:ilvl w:val="0"/>
+          <w:numId w:val="7"/>
+        </w:numPr>
+        <w:rPr>
+          <w:i/>
+          <w:iCs/>
+          <w:u w:val="single"/>
+          <w:lang w:val="fr-FR"/>
+        </w:rPr>
+      </w:pPr>
+      <w:r>
+        <w:rPr>
+          <w:lang w:val="fr-FR"/>
+        </w:rPr>
+        <w:t>Diesel Sheet</w:t>
+      </w:r>
+    </w:p>
+    <w:p>
+      <w:pPr>
+        <w:pStyle w:val="ListParagraph"/>
+        <w:numPr>
+          <w:ilvl w:val="0"/>
+          <w:numId w:val="7"/>
+        </w:numPr>
+        <w:rPr>
+          <w:i/>
+          <w:iCs/>
+          <w:u w:val="single"/>
+          <w:lang w:val="fr-FR"/>
+        </w:rPr>
+      </w:pPr>
+      <w:r>
+        <w:rPr>
+          <w:lang w:val="fr-FR"/>
+        </w:rPr>
+        <w:t>MSDS</w:t>
+      </w:r>
+    </w:p>
     <w:sectPr>
       <w:pgSz w:w="11906" w:h="16838"/>
       <w:pgMar w:top="1440" w:right="1440" w:bottom="1440" w:left="1440" w:header="708" w:footer="708" w:gutter="0"/>
@@ -2947,6 +3693,795 @@
     </w:lvl>
   </w:abstractNum>
   <w:abstractNum w:abstractNumId="1" w15:restartNumberingAfterBreak="0">
+    <w:nsid w:val="13776751"/>
+    <w:multiLevelType w:val="hybridMultilevel"/>
+    <w:tmpl w:val="D2802050"/>
+    <w:lvl w:ilvl="0" w:tplc="1C090009">
+      <w:start w:val="1"/>
+      <w:numFmt w:val="bullet"/>
+      <w:lvlText w:val=""/>
+      <w:lvlJc w:val="left"/>
+      <w:pPr>
+        <w:ind w:left="1080" w:hanging="360"/>
+      </w:pPr>
+      <w:rPr>
+        <w:rFonts w:ascii="Wingdings" w:hAnsi="Wingdings" w:hint="default"/>
+      </w:rPr>
+    </w:lvl>
+    <w:lvl w:ilvl="1" w:tplc="FFFFFFFF" w:tentative="1">
+      <w:start w:val="1"/>
+      <w:numFmt w:val="bullet"/>
+      <w:lvlText w:val="o"/>
+      <w:lvlJc w:val="left"/>
+      <w:pPr>
+        <w:ind w:left="1800" w:hanging="360"/>
+      </w:pPr>
+      <w:rPr>
+        <w:rFonts w:ascii="Courier New" w:hAnsi="Courier New" w:cs="Courier New" w:hint="default"/>
+      </w:rPr>
+    </w:lvl>
+    <w:lvl w:ilvl="2" w:tplc="FFFFFFFF" w:tentative="1">
+      <w:start w:val="1"/>
+      <w:numFmt w:val="bullet"/>
+      <w:lvlText w:val=""/>
+      <w:lvlJc w:val="left"/>
+      <w:pPr>
+        <w:ind w:left="2520" w:hanging="360"/>
+      </w:pPr>
+      <w:rPr>
+        <w:rFonts w:ascii="Wingdings" w:hAnsi="Wingdings" w:hint="default"/>
+      </w:rPr>
+    </w:lvl>
+    <w:lvl w:ilvl="3" w:tplc="FFFFFFFF" w:tentative="1">
+      <w:start w:val="1"/>
+      <w:numFmt w:val="bullet"/>
+      <w:lvlText w:val=""/>
+      <w:lvlJc w:val="left"/>
+      <w:pPr>
+        <w:ind w:left="3240" w:hanging="360"/>
+      </w:pPr>
+      <w:rPr>
+        <w:rFonts w:ascii="Symbol" w:hAnsi="Symbol" w:hint="default"/>
+      </w:rPr>
+    </w:lvl>
+    <w:lvl w:ilvl="4" w:tplc="FFFFFFFF" w:tentative="1">
+      <w:start w:val="1"/>
+      <w:numFmt w:val="bullet"/>
+      <w:lvlText w:val="o"/>
+      <w:lvlJc w:val="left"/>
+      <w:pPr>
+        <w:ind w:left="3960" w:hanging="360"/>
+      </w:pPr>
+      <w:rPr>
+        <w:rFonts w:ascii="Courier New" w:hAnsi="Courier New" w:cs="Courier New" w:hint="default"/>
+      </w:rPr>
+    </w:lvl>
+    <w:lvl w:ilvl="5" w:tplc="FFFFFFFF" w:tentative="1">
+      <w:start w:val="1"/>
+      <w:numFmt w:val="bullet"/>
+      <w:lvlText w:val=""/>
+      <w:lvlJc w:val="left"/>
+      <w:pPr>
+        <w:ind w:left="4680" w:hanging="360"/>
+      </w:pPr>
+      <w:rPr>
+        <w:rFonts w:ascii="Wingdings" w:hAnsi="Wingdings" w:hint="default"/>
+      </w:rPr>
+    </w:lvl>
+    <w:lvl w:ilvl="6" w:tplc="FFFFFFFF" w:tentative="1">
+      <w:start w:val="1"/>
+      <w:numFmt w:val="bullet"/>
+      <w:lvlText w:val=""/>
+      <w:lvlJc w:val="left"/>
+      <w:pPr>
+        <w:ind w:left="5400" w:hanging="360"/>
+      </w:pPr>
+      <w:rPr>
+        <w:rFonts w:ascii="Symbol" w:hAnsi="Symbol" w:hint="default"/>
+      </w:rPr>
+    </w:lvl>
+    <w:lvl w:ilvl="7" w:tplc="FFFFFFFF" w:tentative="1">
+      <w:start w:val="1"/>
+      <w:numFmt w:val="bullet"/>
+      <w:lvlText w:val="o"/>
+      <w:lvlJc w:val="left"/>
+      <w:pPr>
+        <w:ind w:left="6120" w:hanging="360"/>
+      </w:pPr>
+      <w:rPr>
+        <w:rFonts w:ascii="Courier New" w:hAnsi="Courier New" w:cs="Courier New" w:hint="default"/>
+      </w:rPr>
+    </w:lvl>
+    <w:lvl w:ilvl="8" w:tplc="FFFFFFFF" w:tentative="1">
+      <w:start w:val="1"/>
+      <w:numFmt w:val="bullet"/>
+      <w:lvlText w:val=""/>
+      <w:lvlJc w:val="left"/>
+      <w:pPr>
+        <w:ind w:left="6840" w:hanging="360"/>
+      </w:pPr>
+      <w:rPr>
+        <w:rFonts w:ascii="Wingdings" w:hAnsi="Wingdings" w:hint="default"/>
+      </w:rPr>
+    </w:lvl>
+  </w:abstractNum>
+  <w:abstractNum w:abstractNumId="2" w15:restartNumberingAfterBreak="0">
+    <w:nsid w:val="157733D3"/>
+    <w:multiLevelType w:val="hybridMultilevel"/>
+    <w:tmpl w:val="5400EBBC"/>
+    <w:lvl w:ilvl="0" w:tplc="1C090001">
+      <w:start w:val="1"/>
+      <w:numFmt w:val="bullet"/>
+      <w:lvlText w:val=""/>
+      <w:lvlJc w:val="left"/>
+      <w:pPr>
+        <w:ind w:left="720" w:hanging="360"/>
+      </w:pPr>
+      <w:rPr>
+        <w:rFonts w:ascii="Symbol" w:hAnsi="Symbol" w:hint="default"/>
+      </w:rPr>
+    </w:lvl>
+    <w:lvl w:ilvl="1" w:tplc="1C090003" w:tentative="1">
+      <w:start w:val="1"/>
+      <w:numFmt w:val="bullet"/>
+      <w:lvlText w:val="o"/>
+      <w:lvlJc w:val="left"/>
+      <w:pPr>
+        <w:ind w:left="1440" w:hanging="360"/>
+      </w:pPr>
+      <w:rPr>
+        <w:rFonts w:ascii="Courier New" w:hAnsi="Courier New" w:cs="Courier New" w:hint="default"/>
+      </w:rPr>
+    </w:lvl>
+    <w:lvl w:ilvl="2" w:tplc="1C090005" w:tentative="1">
+      <w:start w:val="1"/>
+      <w:numFmt w:val="bullet"/>
+      <w:lvlText w:val=""/>
+      <w:lvlJc w:val="left"/>
+      <w:pPr>
+        <w:ind w:left="2160" w:hanging="360"/>
+      </w:pPr>
+      <w:rPr>
+        <w:rFonts w:ascii="Wingdings" w:hAnsi="Wingdings" w:hint="default"/>
+      </w:rPr>
+    </w:lvl>
+    <w:lvl w:ilvl="3" w:tplc="1C090001" w:tentative="1">
+      <w:start w:val="1"/>
+      <w:numFmt w:val="bullet"/>
+      <w:lvlText w:val=""/>
+      <w:lvlJc w:val="left"/>
+      <w:pPr>
+        <w:ind w:left="2880" w:hanging="360"/>
+      </w:pPr>
+      <w:rPr>
+        <w:rFonts w:ascii="Symbol" w:hAnsi="Symbol" w:hint="default"/>
+      </w:rPr>
+    </w:lvl>
+    <w:lvl w:ilvl="4" w:tplc="1C090003" w:tentative="1">
+      <w:start w:val="1"/>
+      <w:numFmt w:val="bullet"/>
+      <w:lvlText w:val="o"/>
+      <w:lvlJc w:val="left"/>
+      <w:pPr>
+        <w:ind w:left="3600" w:hanging="360"/>
+      </w:pPr>
+      <w:rPr>
+        <w:rFonts w:ascii="Courier New" w:hAnsi="Courier New" w:cs="Courier New" w:hint="default"/>
+      </w:rPr>
+    </w:lvl>
+    <w:lvl w:ilvl="5" w:tplc="1C090005" w:tentative="1">
+      <w:start w:val="1"/>
+      <w:numFmt w:val="bullet"/>
+      <w:lvlText w:val=""/>
+      <w:lvlJc w:val="left"/>
+      <w:pPr>
+        <w:ind w:left="4320" w:hanging="360"/>
+      </w:pPr>
+      <w:rPr>
+        <w:rFonts w:ascii="Wingdings" w:hAnsi="Wingdings" w:hint="default"/>
+      </w:rPr>
+    </w:lvl>
+    <w:lvl w:ilvl="6" w:tplc="1C090001" w:tentative="1">
+      <w:start w:val="1"/>
+      <w:numFmt w:val="bullet"/>
+      <w:lvlText w:val=""/>
+      <w:lvlJc w:val="left"/>
+      <w:pPr>
+        <w:ind w:left="5040" w:hanging="360"/>
+      </w:pPr>
+      <w:rPr>
+        <w:rFonts w:ascii="Symbol" w:hAnsi="Symbol" w:hint="default"/>
+      </w:rPr>
+    </w:lvl>
+    <w:lvl w:ilvl="7" w:tplc="1C090003" w:tentative="1">
+      <w:start w:val="1"/>
+      <w:numFmt w:val="bullet"/>
+      <w:lvlText w:val="o"/>
+      <w:lvlJc w:val="left"/>
+      <w:pPr>
+        <w:ind w:left="5760" w:hanging="360"/>
+      </w:pPr>
+      <w:rPr>
+        <w:rFonts w:ascii="Courier New" w:hAnsi="Courier New" w:cs="Courier New" w:hint="default"/>
+      </w:rPr>
+    </w:lvl>
+    <w:lvl w:ilvl="8" w:tplc="1C090005" w:tentative="1">
+      <w:start w:val="1"/>
+      <w:numFmt w:val="bullet"/>
+      <w:lvlText w:val=""/>
+      <w:lvlJc w:val="left"/>
+      <w:pPr>
+        <w:ind w:left="6480" w:hanging="360"/>
+      </w:pPr>
+      <w:rPr>
+        <w:rFonts w:ascii="Wingdings" w:hAnsi="Wingdings" w:hint="default"/>
+      </w:rPr>
+    </w:lvl>
+  </w:abstractNum>
+  <w:abstractNum w:abstractNumId="3" w15:restartNumberingAfterBreak="0">
+    <w:nsid w:val="1CA653F2"/>
+    <w:multiLevelType w:val="hybridMultilevel"/>
+    <w:tmpl w:val="E586E726"/>
+    <w:lvl w:ilvl="0" w:tplc="78DCFCC6">
+      <w:numFmt w:val="bullet"/>
+      <w:lvlText w:val="-"/>
+      <w:lvlJc w:val="left"/>
+      <w:pPr>
+        <w:ind w:left="852" w:hanging="360"/>
+      </w:pPr>
+      <w:rPr>
+        <w:rFonts w:ascii="Aptos" w:eastAsiaTheme="minorHAnsi" w:hAnsi="Aptos" w:cstheme="minorBidi" w:hint="default"/>
+      </w:rPr>
+    </w:lvl>
+    <w:lvl w:ilvl="1" w:tplc="1C090003" w:tentative="1">
+      <w:start w:val="1"/>
+      <w:numFmt w:val="bullet"/>
+      <w:lvlText w:val="o"/>
+      <w:lvlJc w:val="left"/>
+      <w:pPr>
+        <w:ind w:left="1572" w:hanging="360"/>
+      </w:pPr>
+      <w:rPr>
+        <w:rFonts w:ascii="Courier New" w:hAnsi="Courier New" w:cs="Courier New" w:hint="default"/>
+      </w:rPr>
+    </w:lvl>
+    <w:lvl w:ilvl="2" w:tplc="1C090005" w:tentative="1">
+      <w:start w:val="1"/>
+      <w:numFmt w:val="bullet"/>
+      <w:lvlText w:val=""/>
+      <w:lvlJc w:val="left"/>
+      <w:pPr>
+        <w:ind w:left="2292" w:hanging="360"/>
+      </w:pPr>
+      <w:rPr>
+        <w:rFonts w:ascii="Wingdings" w:hAnsi="Wingdings" w:hint="default"/>
+      </w:rPr>
+    </w:lvl>
+    <w:lvl w:ilvl="3" w:tplc="1C090001" w:tentative="1">
+      <w:start w:val="1"/>
+      <w:numFmt w:val="bullet"/>
+      <w:lvlText w:val=""/>
+      <w:lvlJc w:val="left"/>
+      <w:pPr>
+        <w:ind w:left="3012" w:hanging="360"/>
+      </w:pPr>
+      <w:rPr>
+        <w:rFonts w:ascii="Symbol" w:hAnsi="Symbol" w:hint="default"/>
+      </w:rPr>
+    </w:lvl>
+    <w:lvl w:ilvl="4" w:tplc="1C090003" w:tentative="1">
+      <w:start w:val="1"/>
+      <w:numFmt w:val="bullet"/>
+      <w:lvlText w:val="o"/>
+      <w:lvlJc w:val="left"/>
+      <w:pPr>
+        <w:ind w:left="3732" w:hanging="360"/>
+      </w:pPr>
+      <w:rPr>
+        <w:rFonts w:ascii="Courier New" w:hAnsi="Courier New" w:cs="Courier New" w:hint="default"/>
+      </w:rPr>
+    </w:lvl>
+    <w:lvl w:ilvl="5" w:tplc="1C090005" w:tentative="1">
+      <w:start w:val="1"/>
+      <w:numFmt w:val="bullet"/>
+      <w:lvlText w:val=""/>
+      <w:lvlJc w:val="left"/>
+      <w:pPr>
+        <w:ind w:left="4452" w:hanging="360"/>
+      </w:pPr>
+      <w:rPr>
+        <w:rFonts w:ascii="Wingdings" w:hAnsi="Wingdings" w:hint="default"/>
+      </w:rPr>
+    </w:lvl>
+    <w:lvl w:ilvl="6" w:tplc="1C090001" w:tentative="1">
+      <w:start w:val="1"/>
+      <w:numFmt w:val="bullet"/>
+      <w:lvlText w:val=""/>
+      <w:lvlJc w:val="left"/>
+      <w:pPr>
+        <w:ind w:left="5172" w:hanging="360"/>
+      </w:pPr>
+      <w:rPr>
+        <w:rFonts w:ascii="Symbol" w:hAnsi="Symbol" w:hint="default"/>
+      </w:rPr>
+    </w:lvl>
+    <w:lvl w:ilvl="7" w:tplc="1C090003" w:tentative="1">
+      <w:start w:val="1"/>
+      <w:numFmt w:val="bullet"/>
+      <w:lvlText w:val="o"/>
+      <w:lvlJc w:val="left"/>
+      <w:pPr>
+        <w:ind w:left="5892" w:hanging="360"/>
+      </w:pPr>
+      <w:rPr>
+        <w:rFonts w:ascii="Courier New" w:hAnsi="Courier New" w:cs="Courier New" w:hint="default"/>
+      </w:rPr>
+    </w:lvl>
+    <w:lvl w:ilvl="8" w:tplc="1C090005" w:tentative="1">
+      <w:start w:val="1"/>
+      <w:numFmt w:val="bullet"/>
+      <w:lvlText w:val=""/>
+      <w:lvlJc w:val="left"/>
+      <w:pPr>
+        <w:ind w:left="6612" w:hanging="360"/>
+      </w:pPr>
+      <w:rPr>
+        <w:rFonts w:ascii="Wingdings" w:hAnsi="Wingdings" w:hint="default"/>
+      </w:rPr>
+    </w:lvl>
+  </w:abstractNum>
+  <w:abstractNum w:abstractNumId="4" w15:restartNumberingAfterBreak="0">
+    <w:nsid w:val="273F68FF"/>
+    <w:multiLevelType w:val="hybridMultilevel"/>
+    <w:tmpl w:val="7BE8DD06"/>
+    <w:lvl w:ilvl="0" w:tplc="1C090001">
+      <w:start w:val="1"/>
+      <w:numFmt w:val="bullet"/>
+      <w:lvlText w:val=""/>
+      <w:lvlJc w:val="left"/>
+      <w:pPr>
+        <w:ind w:left="852" w:hanging="360"/>
+      </w:pPr>
+      <w:rPr>
+        <w:rFonts w:ascii="Symbol" w:hAnsi="Symbol" w:hint="default"/>
+      </w:rPr>
+    </w:lvl>
+    <w:lvl w:ilvl="1" w:tplc="FFFFFFFF" w:tentative="1">
+      <w:start w:val="1"/>
+      <w:numFmt w:val="bullet"/>
+      <w:lvlText w:val="o"/>
+      <w:lvlJc w:val="left"/>
+      <w:pPr>
+        <w:ind w:left="1440" w:hanging="360"/>
+      </w:pPr>
+      <w:rPr>
+        <w:rFonts w:ascii="Courier New" w:hAnsi="Courier New" w:cs="Courier New" w:hint="default"/>
+      </w:rPr>
+    </w:lvl>
+    <w:lvl w:ilvl="2" w:tplc="FFFFFFFF" w:tentative="1">
+      <w:start w:val="1"/>
+      <w:numFmt w:val="bullet"/>
+      <w:lvlText w:val=""/>
+      <w:lvlJc w:val="left"/>
+      <w:pPr>
+        <w:ind w:left="2160" w:hanging="360"/>
+      </w:pPr>
+      <w:rPr>
+        <w:rFonts w:ascii="Wingdings" w:hAnsi="Wingdings" w:hint="default"/>
+      </w:rPr>
+    </w:lvl>
+    <w:lvl w:ilvl="3" w:tplc="1C090001">
+      <w:start w:val="1"/>
+      <w:numFmt w:val="bullet"/>
+      <w:lvlText w:val=""/>
+      <w:lvlJc w:val="left"/>
+      <w:pPr>
+        <w:ind w:left="2880" w:hanging="360"/>
+      </w:pPr>
+      <w:rPr>
+        <w:rFonts w:ascii="Symbol" w:hAnsi="Symbol" w:hint="default"/>
+      </w:rPr>
+    </w:lvl>
+    <w:lvl w:ilvl="4" w:tplc="FFFFFFFF" w:tentative="1">
+      <w:start w:val="1"/>
+      <w:numFmt w:val="bullet"/>
+      <w:lvlText w:val="o"/>
+      <w:lvlJc w:val="left"/>
+      <w:pPr>
+        <w:ind w:left="3600" w:hanging="360"/>
+      </w:pPr>
+      <w:rPr>
+        <w:rFonts w:ascii="Courier New" w:hAnsi="Courier New" w:cs="Courier New" w:hint="default"/>
+      </w:rPr>
+    </w:lvl>
+    <w:lvl w:ilvl="5" w:tplc="FFFFFFFF" w:tentative="1">
+      <w:start w:val="1"/>
+      <w:numFmt w:val="bullet"/>
+      <w:lvlText w:val=""/>
+      <w:lvlJc w:val="left"/>
+      <w:pPr>
+        <w:ind w:left="4320" w:hanging="360"/>
+      </w:pPr>
+      <w:rPr>
+        <w:rFonts w:ascii="Wingdings" w:hAnsi="Wingdings" w:hint="default"/>
+      </w:rPr>
+    </w:lvl>
+    <w:lvl w:ilvl="6" w:tplc="FFFFFFFF" w:tentative="1">
+      <w:start w:val="1"/>
+      <w:numFmt w:val="bullet"/>
+      <w:lvlText w:val=""/>
+      <w:lvlJc w:val="left"/>
+      <w:pPr>
+        <w:ind w:left="5040" w:hanging="360"/>
+      </w:pPr>
+      <w:rPr>
+        <w:rFonts w:ascii="Symbol" w:hAnsi="Symbol" w:hint="default"/>
+      </w:rPr>
+    </w:lvl>
+    <w:lvl w:ilvl="7" w:tplc="FFFFFFFF" w:tentative="1">
+      <w:start w:val="1"/>
+      <w:numFmt w:val="bullet"/>
+      <w:lvlText w:val="o"/>
+      <w:lvlJc w:val="left"/>
+      <w:pPr>
+        <w:ind w:left="5760" w:hanging="360"/>
+      </w:pPr>
+      <w:rPr>
+        <w:rFonts w:ascii="Courier New" w:hAnsi="Courier New" w:cs="Courier New" w:hint="default"/>
+      </w:rPr>
+    </w:lvl>
+    <w:lvl w:ilvl="8" w:tplc="FFFFFFFF" w:tentative="1">
+      <w:start w:val="1"/>
+      <w:numFmt w:val="bullet"/>
+      <w:lvlText w:val=""/>
+      <w:lvlJc w:val="left"/>
+      <w:pPr>
+        <w:ind w:left="6480" w:hanging="360"/>
+      </w:pPr>
+      <w:rPr>
+        <w:rFonts w:ascii="Wingdings" w:hAnsi="Wingdings" w:hint="default"/>
+      </w:rPr>
+    </w:lvl>
+  </w:abstractNum>
+  <w:abstractNum w:abstractNumId="5" w15:restartNumberingAfterBreak="0">
+    <w:nsid w:val="36952749"/>
+    <w:multiLevelType w:val="hybridMultilevel"/>
+    <w:tmpl w:val="C446606E"/>
+    <w:lvl w:ilvl="0" w:tplc="78DCFCC6">
+      <w:numFmt w:val="bullet"/>
+      <w:lvlText w:val="-"/>
+      <w:lvlJc w:val="left"/>
+      <w:pPr>
+        <w:ind w:left="852" w:hanging="360"/>
+      </w:pPr>
+      <w:rPr>
+        <w:rFonts w:ascii="Aptos" w:eastAsiaTheme="minorHAnsi" w:hAnsi="Aptos" w:cstheme="minorBidi" w:hint="default"/>
+      </w:rPr>
+    </w:lvl>
+    <w:lvl w:ilvl="1" w:tplc="1C090003" w:tentative="1">
+      <w:start w:val="1"/>
+      <w:numFmt w:val="bullet"/>
+      <w:lvlText w:val="o"/>
+      <w:lvlJc w:val="left"/>
+      <w:pPr>
+        <w:ind w:left="1440" w:hanging="360"/>
+      </w:pPr>
+      <w:rPr>
+        <w:rFonts w:ascii="Courier New" w:hAnsi="Courier New" w:cs="Courier New" w:hint="default"/>
+      </w:rPr>
+    </w:lvl>
+    <w:lvl w:ilvl="2" w:tplc="1C090005" w:tentative="1">
+      <w:start w:val="1"/>
+      <w:numFmt w:val="bullet"/>
+      <w:lvlText w:val=""/>
+      <w:lvlJc w:val="left"/>
+      <w:pPr>
+        <w:ind w:left="2160" w:hanging="360"/>
+      </w:pPr>
+      <w:rPr>
+        <w:rFonts w:ascii="Wingdings" w:hAnsi="Wingdings" w:hint="default"/>
+      </w:rPr>
+    </w:lvl>
+    <w:lvl w:ilvl="3" w:tplc="1C090001" w:tentative="1">
+      <w:start w:val="1"/>
+      <w:numFmt w:val="bullet"/>
+      <w:lvlText w:val=""/>
+      <w:lvlJc w:val="left"/>
+      <w:pPr>
+        <w:ind w:left="2880" w:hanging="360"/>
+      </w:pPr>
+      <w:rPr>
+        <w:rFonts w:ascii="Symbol" w:hAnsi="Symbol" w:hint="default"/>
+      </w:rPr>
+    </w:lvl>
+    <w:lvl w:ilvl="4" w:tplc="1C090003" w:tentative="1">
+      <w:start w:val="1"/>
+      <w:numFmt w:val="bullet"/>
+      <w:lvlText w:val="o"/>
+      <w:lvlJc w:val="left"/>
+      <w:pPr>
+        <w:ind w:left="3600" w:hanging="360"/>
+      </w:pPr>
+      <w:rPr>
+        <w:rFonts w:ascii="Courier New" w:hAnsi="Courier New" w:cs="Courier New" w:hint="default"/>
+      </w:rPr>
+    </w:lvl>
+    <w:lvl w:ilvl="5" w:tplc="1C090005" w:tentative="1">
+      <w:start w:val="1"/>
+      <w:numFmt w:val="bullet"/>
+      <w:lvlText w:val=""/>
+      <w:lvlJc w:val="left"/>
+      <w:pPr>
+        <w:ind w:left="4320" w:hanging="360"/>
+      </w:pPr>
+      <w:rPr>
+        <w:rFonts w:ascii="Wingdings" w:hAnsi="Wingdings" w:hint="default"/>
+      </w:rPr>
+    </w:lvl>
+    <w:lvl w:ilvl="6" w:tplc="1C090001" w:tentative="1">
+      <w:start w:val="1"/>
+      <w:numFmt w:val="bullet"/>
+      <w:lvlText w:val=""/>
+      <w:lvlJc w:val="left"/>
+      <w:pPr>
+        <w:ind w:left="5040" w:hanging="360"/>
+      </w:pPr>
+      <w:rPr>
+        <w:rFonts w:ascii="Symbol" w:hAnsi="Symbol" w:hint="default"/>
+      </w:rPr>
+    </w:lvl>
+    <w:lvl w:ilvl="7" w:tplc="1C090003" w:tentative="1">
+      <w:start w:val="1"/>
+      <w:numFmt w:val="bullet"/>
+      <w:lvlText w:val="o"/>
+      <w:lvlJc w:val="left"/>
+      <w:pPr>
+        <w:ind w:left="5760" w:hanging="360"/>
+      </w:pPr>
+      <w:rPr>
+        <w:rFonts w:ascii="Courier New" w:hAnsi="Courier New" w:cs="Courier New" w:hint="default"/>
+      </w:rPr>
+    </w:lvl>
+    <w:lvl w:ilvl="8" w:tplc="1C090005" w:tentative="1">
+      <w:start w:val="1"/>
+      <w:numFmt w:val="bullet"/>
+      <w:lvlText w:val=""/>
+      <w:lvlJc w:val="left"/>
+      <w:pPr>
+        <w:ind w:left="6480" w:hanging="360"/>
+      </w:pPr>
+      <w:rPr>
+        <w:rFonts w:ascii="Wingdings" w:hAnsi="Wingdings" w:hint="default"/>
+      </w:rPr>
+    </w:lvl>
+  </w:abstractNum>
+  <w:abstractNum w:abstractNumId="6" w15:restartNumberingAfterBreak="0">
+    <w:nsid w:val="3A3835BF"/>
+    <w:multiLevelType w:val="hybridMultilevel"/>
+    <w:tmpl w:val="3894D0C2"/>
+    <w:lvl w:ilvl="0" w:tplc="1C090001">
+      <w:start w:val="1"/>
+      <w:numFmt w:val="bullet"/>
+      <w:lvlText w:val=""/>
+      <w:lvlJc w:val="left"/>
+      <w:pPr>
+        <w:ind w:left="1260" w:hanging="360"/>
+      </w:pPr>
+      <w:rPr>
+        <w:rFonts w:ascii="Symbol" w:hAnsi="Symbol" w:hint="default"/>
+      </w:rPr>
+    </w:lvl>
+    <w:lvl w:ilvl="1" w:tplc="1C090003" w:tentative="1">
+      <w:start w:val="1"/>
+      <w:numFmt w:val="bullet"/>
+      <w:lvlText w:val="o"/>
+      <w:lvlJc w:val="left"/>
+      <w:pPr>
+        <w:ind w:left="1980" w:hanging="360"/>
+      </w:pPr>
+      <w:rPr>
+        <w:rFonts w:ascii="Courier New" w:hAnsi="Courier New" w:cs="Courier New" w:hint="default"/>
+      </w:rPr>
+    </w:lvl>
+    <w:lvl w:ilvl="2" w:tplc="1C090005" w:tentative="1">
+      <w:start w:val="1"/>
+      <w:numFmt w:val="bullet"/>
+      <w:lvlText w:val=""/>
+      <w:lvlJc w:val="left"/>
+      <w:pPr>
+        <w:ind w:left="2700" w:hanging="360"/>
+      </w:pPr>
+      <w:rPr>
+        <w:rFonts w:ascii="Wingdings" w:hAnsi="Wingdings" w:hint="default"/>
+      </w:rPr>
+    </w:lvl>
+    <w:lvl w:ilvl="3" w:tplc="1C090001" w:tentative="1">
+      <w:start w:val="1"/>
+      <w:numFmt w:val="bullet"/>
+      <w:lvlText w:val=""/>
+      <w:lvlJc w:val="left"/>
+      <w:pPr>
+        <w:ind w:left="3420" w:hanging="360"/>
+      </w:pPr>
+      <w:rPr>
+        <w:rFonts w:ascii="Symbol" w:hAnsi="Symbol" w:hint="default"/>
+      </w:rPr>
+    </w:lvl>
+    <w:lvl w:ilvl="4" w:tplc="1C090003" w:tentative="1">
+      <w:start w:val="1"/>
+      <w:numFmt w:val="bullet"/>
+      <w:lvlText w:val="o"/>
+      <w:lvlJc w:val="left"/>
+      <w:pPr>
+        <w:ind w:left="4140" w:hanging="360"/>
+      </w:pPr>
+      <w:rPr>
+        <w:rFonts w:ascii="Courier New" w:hAnsi="Courier New" w:cs="Courier New" w:hint="default"/>
+      </w:rPr>
+    </w:lvl>
+    <w:lvl w:ilvl="5" w:tplc="1C090005" w:tentative="1">
+      <w:start w:val="1"/>
+      <w:numFmt w:val="bullet"/>
+      <w:lvlText w:val=""/>
+      <w:lvlJc w:val="left"/>
+      <w:pPr>
+        <w:ind w:left="4860" w:hanging="360"/>
+      </w:pPr>
+      <w:rPr>
+        <w:rFonts w:ascii="Wingdings" w:hAnsi="Wingdings" w:hint="default"/>
+      </w:rPr>
+    </w:lvl>
+    <w:lvl w:ilvl="6" w:tplc="1C090001" w:tentative="1">
+      <w:start w:val="1"/>
+      <w:numFmt w:val="bullet"/>
+      <w:lvlText w:val=""/>
+      <w:lvlJc w:val="left"/>
+      <w:pPr>
+        <w:ind w:left="5580" w:hanging="360"/>
+      </w:pPr>
+      <w:rPr>
+        <w:rFonts w:ascii="Symbol" w:hAnsi="Symbol" w:hint="default"/>
+      </w:rPr>
+    </w:lvl>
+    <w:lvl w:ilvl="7" w:tplc="1C090003" w:tentative="1">
+      <w:start w:val="1"/>
+      <w:numFmt w:val="bullet"/>
+      <w:lvlText w:val="o"/>
+      <w:lvlJc w:val="left"/>
+      <w:pPr>
+        <w:ind w:left="6300" w:hanging="360"/>
+      </w:pPr>
+      <w:rPr>
+        <w:rFonts w:ascii="Courier New" w:hAnsi="Courier New" w:cs="Courier New" w:hint="default"/>
+      </w:rPr>
+    </w:lvl>
+    <w:lvl w:ilvl="8" w:tplc="1C090005" w:tentative="1">
+      <w:start w:val="1"/>
+      <w:numFmt w:val="bullet"/>
+      <w:lvlText w:val=""/>
+      <w:lvlJc w:val="left"/>
+      <w:pPr>
+        <w:ind w:left="7020" w:hanging="360"/>
+      </w:pPr>
+      <w:rPr>
+        <w:rFonts w:ascii="Wingdings" w:hAnsi="Wingdings" w:hint="default"/>
+      </w:rPr>
+    </w:lvl>
+  </w:abstractNum>
+  <w:abstractNum w:abstractNumId="7" w15:restartNumberingAfterBreak="0">
+    <w:nsid w:val="4F4F4C8A"/>
+    <w:multiLevelType w:val="hybridMultilevel"/>
+    <w:tmpl w:val="4F2EED80"/>
+    <w:lvl w:ilvl="0" w:tplc="065424B4">
+      <w:numFmt w:val="bullet"/>
+      <w:lvlText w:val="-"/>
+      <w:lvlJc w:val="left"/>
+      <w:pPr>
+        <w:ind w:left="720" w:hanging="360"/>
+      </w:pPr>
+      <w:rPr>
+        <w:rFonts w:ascii="Aptos" w:eastAsiaTheme="minorHAnsi" w:hAnsi="Aptos" w:cstheme="minorBidi" w:hint="default"/>
+        <w:u w:val="none"/>
+      </w:rPr>
+    </w:lvl>
+    <w:lvl w:ilvl="1" w:tplc="1C090003" w:tentative="1">
+      <w:start w:val="1"/>
+      <w:numFmt w:val="bullet"/>
+      <w:lvlText w:val="o"/>
+      <w:lvlJc w:val="left"/>
+      <w:pPr>
+        <w:ind w:left="1440" w:hanging="360"/>
+      </w:pPr>
+      <w:rPr>
+        <w:rFonts w:ascii="Courier New" w:hAnsi="Courier New" w:cs="Courier New" w:hint="default"/>
+      </w:rPr>
+    </w:lvl>
+    <w:lvl w:ilvl="2" w:tplc="1C090005" w:tentative="1">
+      <w:start w:val="1"/>
+      <w:numFmt w:val="bullet"/>
+      <w:lvlText w:val=""/>
+      <w:lvlJc w:val="left"/>
+      <w:pPr>
+        <w:ind w:left="2160" w:hanging="360"/>
+      </w:pPr>
+      <w:rPr>
+        <w:rFonts w:ascii="Wingdings" w:hAnsi="Wingdings" w:hint="default"/>
+      </w:rPr>
+    </w:lvl>
+    <w:lvl w:ilvl="3" w:tplc="1C090001" w:tentative="1">
+      <w:start w:val="1"/>
+      <w:numFmt w:val="bullet"/>
+      <w:lvlText w:val=""/>
+      <w:lvlJc w:val="left"/>
+      <w:pPr>
+        <w:ind w:left="2880" w:hanging="360"/>
+      </w:pPr>
+      <w:rPr>
+        <w:rFonts w:ascii="Symbol" w:hAnsi="Symbol" w:hint="default"/>
+      </w:rPr>
+    </w:lvl>
+    <w:lvl w:ilvl="4" w:tplc="1C090003" w:tentative="1">
+      <w:start w:val="1"/>
+      <w:numFmt w:val="bullet"/>
+      <w:lvlText w:val="o"/>
+      <w:lvlJc w:val="left"/>
+      <w:pPr>
+        <w:ind w:left="3600" w:hanging="360"/>
+      </w:pPr>
+      <w:rPr>
+        <w:rFonts w:ascii="Courier New" w:hAnsi="Courier New" w:cs="Courier New" w:hint="default"/>
+      </w:rPr>
+    </w:lvl>
+    <w:lvl w:ilvl="5" w:tplc="1C090005" w:tentative="1">
+      <w:start w:val="1"/>
+      <w:numFmt w:val="bullet"/>
+      <w:lvlText w:val=""/>
+      <w:lvlJc w:val="left"/>
+      <w:pPr>
+        <w:ind w:left="4320" w:hanging="360"/>
+      </w:pPr>
+      <w:rPr>
+        <w:rFonts w:ascii="Wingdings" w:hAnsi="Wingdings" w:hint="default"/>
+      </w:rPr>
+    </w:lvl>
+    <w:lvl w:ilvl="6" w:tplc="1C090001" w:tentative="1">
+      <w:start w:val="1"/>
+      <w:numFmt w:val="bullet"/>
+      <w:lvlText w:val=""/>
+      <w:lvlJc w:val="left"/>
+      <w:pPr>
+        <w:ind w:left="5040" w:hanging="360"/>
+      </w:pPr>
+      <w:rPr>
+        <w:rFonts w:ascii="Symbol" w:hAnsi="Symbol" w:hint="default"/>
+      </w:rPr>
+    </w:lvl>
+    <w:lvl w:ilvl="7" w:tplc="1C090003" w:tentative="1">
+      <w:start w:val="1"/>
+      <w:numFmt w:val="bullet"/>
+      <w:lvlText w:val="o"/>
+      <w:lvlJc w:val="left"/>
+      <w:pPr>
+        <w:ind w:left="5760" w:hanging="360"/>
+      </w:pPr>
+      <w:rPr>
+        <w:rFonts w:ascii="Courier New" w:hAnsi="Courier New" w:cs="Courier New" w:hint="default"/>
+      </w:rPr>
+    </w:lvl>
+    <w:lvl w:ilvl="8" w:tplc="1C090005" w:tentative="1">
+      <w:start w:val="1"/>
+      <w:numFmt w:val="bullet"/>
+      <w:lvlText w:val=""/>
+      <w:lvlJc w:val="left"/>
+      <w:pPr>
+        <w:ind w:left="6480" w:hanging="360"/>
+      </w:pPr>
+      <w:rPr>
+        <w:rFonts w:ascii="Wingdings" w:hAnsi="Wingdings" w:hint="default"/>
+      </w:rPr>
+    </w:lvl>
+  </w:abstractNum>
+  <w:abstractNum w:abstractNumId="8" w15:restartNumberingAfterBreak="0">
     <w:nsid w:val="595A18A5"/>
     <w:multiLevelType w:val="multilevel"/>
     <w:tmpl w:val="6666C942"/>
@@ -3059,11 +4594,264 @@
       </w:pPr>
     </w:lvl>
   </w:abstractNum>
+  <w:abstractNum w:abstractNumId="9" w15:restartNumberingAfterBreak="0">
+    <w:nsid w:val="5BDB2B98"/>
+    <w:multiLevelType w:val="hybridMultilevel"/>
+    <w:tmpl w:val="4BCAE7A2"/>
+    <w:lvl w:ilvl="0" w:tplc="1C090001">
+      <w:start w:val="1"/>
+      <w:numFmt w:val="bullet"/>
+      <w:lvlText w:val=""/>
+      <w:lvlJc w:val="left"/>
+      <w:pPr>
+        <w:ind w:left="720" w:hanging="360"/>
+      </w:pPr>
+      <w:rPr>
+        <w:rFonts w:ascii="Symbol" w:hAnsi="Symbol" w:hint="default"/>
+      </w:rPr>
+    </w:lvl>
+    <w:lvl w:ilvl="1" w:tplc="1C090003" w:tentative="1">
+      <w:start w:val="1"/>
+      <w:numFmt w:val="bullet"/>
+      <w:lvlText w:val="o"/>
+      <w:lvlJc w:val="left"/>
+      <w:pPr>
+        <w:ind w:left="1440" w:hanging="360"/>
+      </w:pPr>
+      <w:rPr>
+        <w:rFonts w:ascii="Courier New" w:hAnsi="Courier New" w:cs="Courier New" w:hint="default"/>
+      </w:rPr>
+    </w:lvl>
+    <w:lvl w:ilvl="2" w:tplc="1C090005" w:tentative="1">
+      <w:start w:val="1"/>
+      <w:numFmt w:val="bullet"/>
+      <w:lvlText w:val=""/>
+      <w:lvlJc w:val="left"/>
+      <w:pPr>
+        <w:ind w:left="2160" w:hanging="360"/>
+      </w:pPr>
+      <w:rPr>
+        <w:rFonts w:ascii="Wingdings" w:hAnsi="Wingdings" w:hint="default"/>
+      </w:rPr>
+    </w:lvl>
+    <w:lvl w:ilvl="3" w:tplc="1C090001" w:tentative="1">
+      <w:start w:val="1"/>
+      <w:numFmt w:val="bullet"/>
+      <w:lvlText w:val=""/>
+      <w:lvlJc w:val="left"/>
+      <w:pPr>
+        <w:ind w:left="2880" w:hanging="360"/>
+      </w:pPr>
+      <w:rPr>
+        <w:rFonts w:ascii="Symbol" w:hAnsi="Symbol" w:hint="default"/>
+      </w:rPr>
+    </w:lvl>
+    <w:lvl w:ilvl="4" w:tplc="1C090003" w:tentative="1">
+      <w:start w:val="1"/>
+      <w:numFmt w:val="bullet"/>
+      <w:lvlText w:val="o"/>
+      <w:lvlJc w:val="left"/>
+      <w:pPr>
+        <w:ind w:left="3600" w:hanging="360"/>
+      </w:pPr>
+      <w:rPr>
+        <w:rFonts w:ascii="Courier New" w:hAnsi="Courier New" w:cs="Courier New" w:hint="default"/>
+      </w:rPr>
+    </w:lvl>
+    <w:lvl w:ilvl="5" w:tplc="1C090005" w:tentative="1">
+      <w:start w:val="1"/>
+      <w:numFmt w:val="bullet"/>
+      <w:lvlText w:val=""/>
+      <w:lvlJc w:val="left"/>
+      <w:pPr>
+        <w:ind w:left="4320" w:hanging="360"/>
+      </w:pPr>
+      <w:rPr>
+        <w:rFonts w:ascii="Wingdings" w:hAnsi="Wingdings" w:hint="default"/>
+      </w:rPr>
+    </w:lvl>
+    <w:lvl w:ilvl="6" w:tplc="1C090001" w:tentative="1">
+      <w:start w:val="1"/>
+      <w:numFmt w:val="bullet"/>
+      <w:lvlText w:val=""/>
+      <w:lvlJc w:val="left"/>
+      <w:pPr>
+        <w:ind w:left="5040" w:hanging="360"/>
+      </w:pPr>
+      <w:rPr>
+        <w:rFonts w:ascii="Symbol" w:hAnsi="Symbol" w:hint="default"/>
+      </w:rPr>
+    </w:lvl>
+    <w:lvl w:ilvl="7" w:tplc="1C090003" w:tentative="1">
+      <w:start w:val="1"/>
+      <w:numFmt w:val="bullet"/>
+      <w:lvlText w:val="o"/>
+      <w:lvlJc w:val="left"/>
+      <w:pPr>
+        <w:ind w:left="5760" w:hanging="360"/>
+      </w:pPr>
+      <w:rPr>
+        <w:rFonts w:ascii="Courier New" w:hAnsi="Courier New" w:cs="Courier New" w:hint="default"/>
+      </w:rPr>
+    </w:lvl>
+    <w:lvl w:ilvl="8" w:tplc="1C090005" w:tentative="1">
+      <w:start w:val="1"/>
+      <w:numFmt w:val="bullet"/>
+      <w:lvlText w:val=""/>
+      <w:lvlJc w:val="left"/>
+      <w:pPr>
+        <w:ind w:left="6480" w:hanging="360"/>
+      </w:pPr>
+      <w:rPr>
+        <w:rFonts w:ascii="Wingdings" w:hAnsi="Wingdings" w:hint="default"/>
+      </w:rPr>
+    </w:lvl>
+  </w:abstractNum>
+  <w:abstractNum w:abstractNumId="10" w15:restartNumberingAfterBreak="0">
+    <w:nsid w:val="6C857DC3"/>
+    <w:multiLevelType w:val="hybridMultilevel"/>
+    <w:tmpl w:val="052E0184"/>
+    <w:lvl w:ilvl="0" w:tplc="1C090001">
+      <w:start w:val="1"/>
+      <w:numFmt w:val="bullet"/>
+      <w:lvlText w:val=""/>
+      <w:lvlJc w:val="left"/>
+      <w:pPr>
+        <w:ind w:left="720" w:hanging="360"/>
+      </w:pPr>
+      <w:rPr>
+        <w:rFonts w:ascii="Symbol" w:hAnsi="Symbol" w:hint="default"/>
+      </w:rPr>
+    </w:lvl>
+    <w:lvl w:ilvl="1" w:tplc="1C090003" w:tentative="1">
+      <w:start w:val="1"/>
+      <w:numFmt w:val="bullet"/>
+      <w:lvlText w:val="o"/>
+      <w:lvlJc w:val="left"/>
+      <w:pPr>
+        <w:ind w:left="1440" w:hanging="360"/>
+      </w:pPr>
+      <w:rPr>
+        <w:rFonts w:ascii="Courier New" w:hAnsi="Courier New" w:cs="Courier New" w:hint="default"/>
+      </w:rPr>
+    </w:lvl>
+    <w:lvl w:ilvl="2" w:tplc="1C090005" w:tentative="1">
+      <w:start w:val="1"/>
+      <w:numFmt w:val="bullet"/>
+      <w:lvlText w:val=""/>
+      <w:lvlJc w:val="left"/>
+      <w:pPr>
+        <w:ind w:left="2160" w:hanging="360"/>
+      </w:pPr>
+      <w:rPr>
+        <w:rFonts w:ascii="Wingdings" w:hAnsi="Wingdings" w:hint="default"/>
+      </w:rPr>
+    </w:lvl>
+    <w:lvl w:ilvl="3" w:tplc="1C090001" w:tentative="1">
+      <w:start w:val="1"/>
+      <w:numFmt w:val="bullet"/>
+      <w:lvlText w:val=""/>
+      <w:lvlJc w:val="left"/>
+      <w:pPr>
+        <w:ind w:left="2880" w:hanging="360"/>
+      </w:pPr>
+      <w:rPr>
+        <w:rFonts w:ascii="Symbol" w:hAnsi="Symbol" w:hint="default"/>
+      </w:rPr>
+    </w:lvl>
+    <w:lvl w:ilvl="4" w:tplc="1C090003" w:tentative="1">
+      <w:start w:val="1"/>
+      <w:numFmt w:val="bullet"/>
+      <w:lvlText w:val="o"/>
+      <w:lvlJc w:val="left"/>
+      <w:pPr>
+        <w:ind w:left="3600" w:hanging="360"/>
+      </w:pPr>
+      <w:rPr>
+        <w:rFonts w:ascii="Courier New" w:hAnsi="Courier New" w:cs="Courier New" w:hint="default"/>
+      </w:rPr>
+    </w:lvl>
+    <w:lvl w:ilvl="5" w:tplc="1C090005" w:tentative="1">
+      <w:start w:val="1"/>
+      <w:numFmt w:val="bullet"/>
+      <w:lvlText w:val=""/>
+      <w:lvlJc w:val="left"/>
+      <w:pPr>
+        <w:ind w:left="4320" w:hanging="360"/>
+      </w:pPr>
+      <w:rPr>
+        <w:rFonts w:ascii="Wingdings" w:hAnsi="Wingdings" w:hint="default"/>
+      </w:rPr>
+    </w:lvl>
+    <w:lvl w:ilvl="6" w:tplc="1C090001" w:tentative="1">
+      <w:start w:val="1"/>
+      <w:numFmt w:val="bullet"/>
+      <w:lvlText w:val=""/>
+      <w:lvlJc w:val="left"/>
+      <w:pPr>
+        <w:ind w:left="5040" w:hanging="360"/>
+      </w:pPr>
+      <w:rPr>
+        <w:rFonts w:ascii="Symbol" w:hAnsi="Symbol" w:hint="default"/>
+      </w:rPr>
+    </w:lvl>
+    <w:lvl w:ilvl="7" w:tplc="1C090003" w:tentative="1">
+      <w:start w:val="1"/>
+      <w:numFmt w:val="bullet"/>
+      <w:lvlText w:val="o"/>
+      <w:lvlJc w:val="left"/>
+      <w:pPr>
+        <w:ind w:left="5760" w:hanging="360"/>
+      </w:pPr>
+      <w:rPr>
+        <w:rFonts w:ascii="Courier New" w:hAnsi="Courier New" w:cs="Courier New" w:hint="default"/>
+      </w:rPr>
+    </w:lvl>
+    <w:lvl w:ilvl="8" w:tplc="1C090005" w:tentative="1">
+      <w:start w:val="1"/>
+      <w:numFmt w:val="bullet"/>
+      <w:lvlText w:val=""/>
+      <w:lvlJc w:val="left"/>
+      <w:pPr>
+        <w:ind w:left="6480" w:hanging="360"/>
+      </w:pPr>
+      <w:rPr>
+        <w:rFonts w:ascii="Wingdings" w:hAnsi="Wingdings" w:hint="default"/>
+      </w:rPr>
+    </w:lvl>
+  </w:abstractNum>
   <w:num w:numId="1" w16cid:durableId="936792502">
-    <w:abstractNumId w:val="1"/>
+    <w:abstractNumId w:val="8"/>
   </w:num>
   <w:num w:numId="2" w16cid:durableId="641618981">
     <w:abstractNumId w:val="0"/>
+  </w:num>
+  <w:num w:numId="3" w16cid:durableId="401564818">
+    <w:abstractNumId w:val="7"/>
+  </w:num>
+  <w:num w:numId="4" w16cid:durableId="782722763">
+    <w:abstractNumId w:val="3"/>
+  </w:num>
+  <w:num w:numId="5" w16cid:durableId="921597687">
+    <w:abstractNumId w:val="5"/>
+  </w:num>
+  <w:num w:numId="6" w16cid:durableId="1258904105">
+    <w:abstractNumId w:val="4"/>
+  </w:num>
+  <w:num w:numId="7" w16cid:durableId="735394177">
+    <w:abstractNumId w:val="9"/>
+  </w:num>
+  <w:num w:numId="8" w16cid:durableId="306785627">
+    <w:abstractNumId w:val="6"/>
+  </w:num>
+  <w:num w:numId="9" w16cid:durableId="588806746">
+    <w:abstractNumId w:val="2"/>
+  </w:num>
+  <w:num w:numId="10" w16cid:durableId="1540168104">
+    <w:abstractNumId w:val="10"/>
+  </w:num>
+  <w:num w:numId="11" w16cid:durableId="1716853804">
+    <w:abstractNumId w:val="1"/>
   </w:num>
 </w:numbering>
 </file>
